--- a/clients/kss/crowdstrike/monthly/2026-03/KSS-CrowdStrike-Activity-2026-03.docx
+++ b/clients/kss/crowdstrike/monthly/2026-03/KSS-CrowdStrike-Activity-2026-03.docx
@@ -95,7 +95,7 @@
       <w:tr>
         <w:tc>
           <w:tcPr>
-            <w:tcW w:type="dxa" w:w="3744"/>
+            <w:tcW w:type="dxa" w:w="3528"/>
             <w:tcBorders>
               <w:top w:val="nil"/>
               <w:left w:val="nil"/>
@@ -133,7 +133,7 @@
         </w:tc>
         <w:tc>
           <w:tcPr>
-            <w:tcW w:type="dxa" w:w="3744"/>
+            <w:tcW w:type="dxa" w:w="3528"/>
             <w:tcBorders>
               <w:top w:val="nil"/>
               <w:left w:val="nil"/>
@@ -2211,7 +2211,7 @@
         </w:tc>
         <w:tc>
           <w:tcPr>
-            <w:tcW w:type="dxa" w:w="2592"/>
+            <w:tcW w:type="dxa" w:w="2448"/>
             <w:shd w:val="clear" w:color="auto" w:fill="006DB6"/>
             <w:tcBorders>
               <w:top w:val="single" w:sz="4" w:color="E9ECEF"/>
@@ -2238,7 +2238,7 @@
         </w:tc>
         <w:tc>
           <w:tcPr>
-            <w:tcW w:type="dxa" w:w="1872"/>
+            <w:tcW w:type="dxa" w:w="1728"/>
             <w:shd w:val="clear" w:color="auto" w:fill="006DB6"/>
             <w:tcBorders>
               <w:top w:val="single" w:sz="4" w:color="E9ECEF"/>
@@ -2265,7 +2265,7 @@
         </w:tc>
         <w:tc>
           <w:tcPr>
-            <w:tcW w:type="dxa" w:w="1872"/>
+            <w:tcW w:type="dxa" w:w="1728"/>
             <w:shd w:val="clear" w:color="auto" w:fill="006DB6"/>
             <w:tcBorders>
               <w:top w:val="single" w:sz="4" w:color="E9ECEF"/>
@@ -2341,7 +2341,7 @@
                 <w:color w:val="59595B"/>
                 <w:sz w:val="19"/>
               </w:rPr>
-              <w:t>2026-03-26</w:t>
+              <w:t>—</w:t>
             </w:r>
           </w:p>
         </w:tc>
@@ -2373,7 +2373,7 @@
         </w:tc>
         <w:tc>
           <w:tcPr>
-            <w:tcW w:type="dxa" w:w="2592"/>
+            <w:tcW w:type="dxa" w:w="2448"/>
             <w:tcBorders>
               <w:top w:val="single" w:sz="4" w:color="E9ECEF"/>
               <w:left w:val="single" w:sz="4" w:color="E9ECEF"/>
@@ -2399,7 +2399,7 @@
         </w:tc>
         <w:tc>
           <w:tcPr>
-            <w:tcW w:type="dxa" w:w="1872"/>
+            <w:tcW w:type="dxa" w:w="1728"/>
             <w:tcBorders>
               <w:top w:val="single" w:sz="4" w:color="E9ECEF"/>
               <w:left w:val="single" w:sz="4" w:color="E9ECEF"/>
@@ -2425,7 +2425,7 @@
         </w:tc>
         <w:tc>
           <w:tcPr>
-            <w:tcW w:type="dxa" w:w="1872"/>
+            <w:tcW w:type="dxa" w:w="1728"/>
             <w:tcBorders>
               <w:top w:val="single" w:sz="4" w:color="E9ECEF"/>
               <w:left w:val="single" w:sz="4" w:color="E9ECEF"/>
@@ -2500,7 +2500,7 @@
                 <w:color w:val="59595B"/>
                 <w:sz w:val="19"/>
               </w:rPr>
-              <w:t>2026-03-24</w:t>
+              <w:t>—</w:t>
             </w:r>
           </w:p>
         </w:tc>
@@ -2533,7 +2533,7 @@
         </w:tc>
         <w:tc>
           <w:tcPr>
-            <w:tcW w:type="dxa" w:w="2592"/>
+            <w:tcW w:type="dxa" w:w="2448"/>
             <w:shd w:val="clear" w:color="auto" w:fill="F8F9FA"/>
             <w:tcBorders>
               <w:top w:val="single" w:sz="4" w:color="E9ECEF"/>
@@ -2560,7 +2560,7 @@
         </w:tc>
         <w:tc>
           <w:tcPr>
-            <w:tcW w:type="dxa" w:w="1872"/>
+            <w:tcW w:type="dxa" w:w="1728"/>
             <w:shd w:val="clear" w:color="auto" w:fill="F8F9FA"/>
             <w:tcBorders>
               <w:top w:val="single" w:sz="4" w:color="E9ECEF"/>
@@ -2587,7 +2587,7 @@
         </w:tc>
         <w:tc>
           <w:tcPr>
-            <w:tcW w:type="dxa" w:w="1872"/>
+            <w:tcW w:type="dxa" w:w="1728"/>
             <w:shd w:val="clear" w:color="auto" w:fill="F8F9FA"/>
             <w:tcBorders>
               <w:top w:val="single" w:sz="4" w:color="E9ECEF"/>
@@ -2663,7 +2663,7 @@
                 <w:color w:val="59595B"/>
                 <w:sz w:val="19"/>
               </w:rPr>
-              <w:t>2026-03-29</w:t>
+              <w:t>—</w:t>
             </w:r>
           </w:p>
         </w:tc>
@@ -2695,7 +2695,7 @@
         </w:tc>
         <w:tc>
           <w:tcPr>
-            <w:tcW w:type="dxa" w:w="2592"/>
+            <w:tcW w:type="dxa" w:w="2448"/>
             <w:tcBorders>
               <w:top w:val="single" w:sz="4" w:color="E9ECEF"/>
               <w:left w:val="single" w:sz="4" w:color="E9ECEF"/>
@@ -2721,7 +2721,7 @@
         </w:tc>
         <w:tc>
           <w:tcPr>
-            <w:tcW w:type="dxa" w:w="1872"/>
+            <w:tcW w:type="dxa" w:w="1728"/>
             <w:tcBorders>
               <w:top w:val="single" w:sz="4" w:color="E9ECEF"/>
               <w:left w:val="single" w:sz="4" w:color="E9ECEF"/>
@@ -2747,7 +2747,7 @@
         </w:tc>
         <w:tc>
           <w:tcPr>
-            <w:tcW w:type="dxa" w:w="1872"/>
+            <w:tcW w:type="dxa" w:w="1728"/>
             <w:tcBorders>
               <w:top w:val="single" w:sz="4" w:color="E9ECEF"/>
               <w:left w:val="single" w:sz="4" w:color="E9ECEF"/>
@@ -2822,7 +2822,7 @@
                 <w:color w:val="59595B"/>
                 <w:sz w:val="19"/>
               </w:rPr>
-              <w:t>2026-03-24</w:t>
+              <w:t>—</w:t>
             </w:r>
           </w:p>
         </w:tc>
@@ -2855,7 +2855,7 @@
         </w:tc>
         <w:tc>
           <w:tcPr>
-            <w:tcW w:type="dxa" w:w="2592"/>
+            <w:tcW w:type="dxa" w:w="2448"/>
             <w:shd w:val="clear" w:color="auto" w:fill="F8F9FA"/>
             <w:tcBorders>
               <w:top w:val="single" w:sz="4" w:color="E9ECEF"/>
@@ -2882,7 +2882,7 @@
         </w:tc>
         <w:tc>
           <w:tcPr>
-            <w:tcW w:type="dxa" w:w="1872"/>
+            <w:tcW w:type="dxa" w:w="1728"/>
             <w:shd w:val="clear" w:color="auto" w:fill="F8F9FA"/>
             <w:tcBorders>
               <w:top w:val="single" w:sz="4" w:color="E9ECEF"/>
@@ -2909,7 +2909,7 @@
         </w:tc>
         <w:tc>
           <w:tcPr>
-            <w:tcW w:type="dxa" w:w="1872"/>
+            <w:tcW w:type="dxa" w:w="1728"/>
             <w:shd w:val="clear" w:color="auto" w:fill="F8F9FA"/>
             <w:tcBorders>
               <w:top w:val="single" w:sz="4" w:color="E9ECEF"/>
@@ -2985,7 +2985,7 @@
                 <w:color w:val="59595B"/>
                 <w:sz w:val="19"/>
               </w:rPr>
-              <w:t>2026-03-24</w:t>
+              <w:t>—</w:t>
             </w:r>
           </w:p>
         </w:tc>
@@ -3017,7 +3017,7 @@
         </w:tc>
         <w:tc>
           <w:tcPr>
-            <w:tcW w:type="dxa" w:w="2592"/>
+            <w:tcW w:type="dxa" w:w="2448"/>
             <w:tcBorders>
               <w:top w:val="single" w:sz="4" w:color="E9ECEF"/>
               <w:left w:val="single" w:sz="4" w:color="E9ECEF"/>
@@ -3043,7 +3043,7 @@
         </w:tc>
         <w:tc>
           <w:tcPr>
-            <w:tcW w:type="dxa" w:w="1872"/>
+            <w:tcW w:type="dxa" w:w="1728"/>
             <w:tcBorders>
               <w:top w:val="single" w:sz="4" w:color="E9ECEF"/>
               <w:left w:val="single" w:sz="4" w:color="E9ECEF"/>
@@ -3069,7 +3069,7 @@
         </w:tc>
         <w:tc>
           <w:tcPr>
-            <w:tcW w:type="dxa" w:w="1872"/>
+            <w:tcW w:type="dxa" w:w="1728"/>
             <w:tcBorders>
               <w:top w:val="single" w:sz="4" w:color="E9ECEF"/>
               <w:left w:val="single" w:sz="4" w:color="E9ECEF"/>
@@ -3144,7 +3144,7 @@
                 <w:color w:val="59595B"/>
                 <w:sz w:val="19"/>
               </w:rPr>
-              <w:t>2026-03-24</w:t>
+              <w:t>—</w:t>
             </w:r>
           </w:p>
         </w:tc>
@@ -3177,7 +3177,7 @@
         </w:tc>
         <w:tc>
           <w:tcPr>
-            <w:tcW w:type="dxa" w:w="2592"/>
+            <w:tcW w:type="dxa" w:w="2448"/>
             <w:shd w:val="clear" w:color="auto" w:fill="F8F9FA"/>
             <w:tcBorders>
               <w:top w:val="single" w:sz="4" w:color="E9ECEF"/>
@@ -3204,7 +3204,7 @@
         </w:tc>
         <w:tc>
           <w:tcPr>
-            <w:tcW w:type="dxa" w:w="1872"/>
+            <w:tcW w:type="dxa" w:w="1728"/>
             <w:shd w:val="clear" w:color="auto" w:fill="F8F9FA"/>
             <w:tcBorders>
               <w:top w:val="single" w:sz="4" w:color="E9ECEF"/>
@@ -3231,7 +3231,7 @@
         </w:tc>
         <w:tc>
           <w:tcPr>
-            <w:tcW w:type="dxa" w:w="1872"/>
+            <w:tcW w:type="dxa" w:w="1728"/>
             <w:shd w:val="clear" w:color="auto" w:fill="F8F9FA"/>
             <w:tcBorders>
               <w:top w:val="single" w:sz="4" w:color="E9ECEF"/>
@@ -3307,7 +3307,7 @@
                 <w:color w:val="59595B"/>
                 <w:sz w:val="19"/>
               </w:rPr>
-              <w:t>2026-03-24</w:t>
+              <w:t>—</w:t>
             </w:r>
           </w:p>
         </w:tc>
@@ -3339,7 +3339,7 @@
         </w:tc>
         <w:tc>
           <w:tcPr>
-            <w:tcW w:type="dxa" w:w="2592"/>
+            <w:tcW w:type="dxa" w:w="2448"/>
             <w:tcBorders>
               <w:top w:val="single" w:sz="4" w:color="E9ECEF"/>
               <w:left w:val="single" w:sz="4" w:color="E9ECEF"/>
@@ -3365,7 +3365,7 @@
         </w:tc>
         <w:tc>
           <w:tcPr>
-            <w:tcW w:type="dxa" w:w="1872"/>
+            <w:tcW w:type="dxa" w:w="1728"/>
             <w:tcBorders>
               <w:top w:val="single" w:sz="4" w:color="E9ECEF"/>
               <w:left w:val="single" w:sz="4" w:color="E9ECEF"/>
@@ -3391,7 +3391,7 @@
         </w:tc>
         <w:tc>
           <w:tcPr>
-            <w:tcW w:type="dxa" w:w="1872"/>
+            <w:tcW w:type="dxa" w:w="1728"/>
             <w:tcBorders>
               <w:top w:val="single" w:sz="4" w:color="E9ECEF"/>
               <w:left w:val="single" w:sz="4" w:color="E9ECEF"/>
@@ -3466,7 +3466,7 @@
                 <w:color w:val="59595B"/>
                 <w:sz w:val="19"/>
               </w:rPr>
-              <w:t>2026-03-27</w:t>
+              <w:t>—</w:t>
             </w:r>
           </w:p>
         </w:tc>
@@ -3499,7 +3499,7 @@
         </w:tc>
         <w:tc>
           <w:tcPr>
-            <w:tcW w:type="dxa" w:w="2592"/>
+            <w:tcW w:type="dxa" w:w="2448"/>
             <w:shd w:val="clear" w:color="auto" w:fill="F8F9FA"/>
             <w:tcBorders>
               <w:top w:val="single" w:sz="4" w:color="E9ECEF"/>
@@ -3526,7 +3526,7 @@
         </w:tc>
         <w:tc>
           <w:tcPr>
-            <w:tcW w:type="dxa" w:w="1872"/>
+            <w:tcW w:type="dxa" w:w="1728"/>
             <w:shd w:val="clear" w:color="auto" w:fill="F8F9FA"/>
             <w:tcBorders>
               <w:top w:val="single" w:sz="4" w:color="E9ECEF"/>
@@ -3553,7 +3553,7 @@
         </w:tc>
         <w:tc>
           <w:tcPr>
-            <w:tcW w:type="dxa" w:w="1872"/>
+            <w:tcW w:type="dxa" w:w="1728"/>
             <w:shd w:val="clear" w:color="auto" w:fill="F8F9FA"/>
             <w:tcBorders>
               <w:top w:val="single" w:sz="4" w:color="E9ECEF"/>
@@ -3629,7 +3629,7 @@
                 <w:color w:val="59595B"/>
                 <w:sz w:val="19"/>
               </w:rPr>
-              <w:t>2026-03-29</w:t>
+              <w:t>—</w:t>
             </w:r>
           </w:p>
         </w:tc>
@@ -3661,7 +3661,7 @@
         </w:tc>
         <w:tc>
           <w:tcPr>
-            <w:tcW w:type="dxa" w:w="2592"/>
+            <w:tcW w:type="dxa" w:w="2448"/>
             <w:tcBorders>
               <w:top w:val="single" w:sz="4" w:color="E9ECEF"/>
               <w:left w:val="single" w:sz="4" w:color="E9ECEF"/>
@@ -3687,7 +3687,7 @@
         </w:tc>
         <w:tc>
           <w:tcPr>
-            <w:tcW w:type="dxa" w:w="1872"/>
+            <w:tcW w:type="dxa" w:w="1728"/>
             <w:tcBorders>
               <w:top w:val="single" w:sz="4" w:color="E9ECEF"/>
               <w:left w:val="single" w:sz="4" w:color="E9ECEF"/>
@@ -3713,7 +3713,7 @@
         </w:tc>
         <w:tc>
           <w:tcPr>
-            <w:tcW w:type="dxa" w:w="1872"/>
+            <w:tcW w:type="dxa" w:w="1728"/>
             <w:tcBorders>
               <w:top w:val="single" w:sz="4" w:color="E9ECEF"/>
               <w:left w:val="single" w:sz="4" w:color="E9ECEF"/>
@@ -3788,7 +3788,7 @@
                 <w:color w:val="59595B"/>
                 <w:sz w:val="19"/>
               </w:rPr>
-              <w:t>2026-03-24</w:t>
+              <w:t>—</w:t>
             </w:r>
           </w:p>
         </w:tc>
@@ -3821,7 +3821,7 @@
         </w:tc>
         <w:tc>
           <w:tcPr>
-            <w:tcW w:type="dxa" w:w="2592"/>
+            <w:tcW w:type="dxa" w:w="2448"/>
             <w:shd w:val="clear" w:color="auto" w:fill="F8F9FA"/>
             <w:tcBorders>
               <w:top w:val="single" w:sz="4" w:color="E9ECEF"/>
@@ -3848,7 +3848,7 @@
         </w:tc>
         <w:tc>
           <w:tcPr>
-            <w:tcW w:type="dxa" w:w="1872"/>
+            <w:tcW w:type="dxa" w:w="1728"/>
             <w:shd w:val="clear" w:color="auto" w:fill="F8F9FA"/>
             <w:tcBorders>
               <w:top w:val="single" w:sz="4" w:color="E9ECEF"/>
@@ -3875,7 +3875,7 @@
         </w:tc>
         <w:tc>
           <w:tcPr>
-            <w:tcW w:type="dxa" w:w="1872"/>
+            <w:tcW w:type="dxa" w:w="1728"/>
             <w:shd w:val="clear" w:color="auto" w:fill="F8F9FA"/>
             <w:tcBorders>
               <w:top w:val="single" w:sz="4" w:color="E9ECEF"/>
@@ -3951,7 +3951,7 @@
                 <w:color w:val="59595B"/>
                 <w:sz w:val="19"/>
               </w:rPr>
-              <w:t>2026-03-31</w:t>
+              <w:t>—</w:t>
             </w:r>
           </w:p>
         </w:tc>
@@ -3983,7 +3983,7 @@
         </w:tc>
         <w:tc>
           <w:tcPr>
-            <w:tcW w:type="dxa" w:w="2592"/>
+            <w:tcW w:type="dxa" w:w="2448"/>
             <w:tcBorders>
               <w:top w:val="single" w:sz="4" w:color="E9ECEF"/>
               <w:left w:val="single" w:sz="4" w:color="E9ECEF"/>
@@ -4009,7 +4009,7 @@
         </w:tc>
         <w:tc>
           <w:tcPr>
-            <w:tcW w:type="dxa" w:w="1872"/>
+            <w:tcW w:type="dxa" w:w="1728"/>
             <w:tcBorders>
               <w:top w:val="single" w:sz="4" w:color="E9ECEF"/>
               <w:left w:val="single" w:sz="4" w:color="E9ECEF"/>
@@ -4035,7 +4035,7 @@
         </w:tc>
         <w:tc>
           <w:tcPr>
-            <w:tcW w:type="dxa" w:w="1872"/>
+            <w:tcW w:type="dxa" w:w="1728"/>
             <w:tcBorders>
               <w:top w:val="single" w:sz="4" w:color="E9ECEF"/>
               <w:left w:val="single" w:sz="4" w:color="E9ECEF"/>
@@ -4110,7 +4110,7 @@
                 <w:color w:val="59595B"/>
                 <w:sz w:val="19"/>
               </w:rPr>
-              <w:t>2026-03-24</w:t>
+              <w:t>—</w:t>
             </w:r>
           </w:p>
         </w:tc>
@@ -4143,7 +4143,7 @@
         </w:tc>
         <w:tc>
           <w:tcPr>
-            <w:tcW w:type="dxa" w:w="2592"/>
+            <w:tcW w:type="dxa" w:w="2448"/>
             <w:shd w:val="clear" w:color="auto" w:fill="F8F9FA"/>
             <w:tcBorders>
               <w:top w:val="single" w:sz="4" w:color="E9ECEF"/>
@@ -4170,7 +4170,7 @@
         </w:tc>
         <w:tc>
           <w:tcPr>
-            <w:tcW w:type="dxa" w:w="1872"/>
+            <w:tcW w:type="dxa" w:w="1728"/>
             <w:shd w:val="clear" w:color="auto" w:fill="F8F9FA"/>
             <w:tcBorders>
               <w:top w:val="single" w:sz="4" w:color="E9ECEF"/>
@@ -4197,7 +4197,7 @@
         </w:tc>
         <w:tc>
           <w:tcPr>
-            <w:tcW w:type="dxa" w:w="1872"/>
+            <w:tcW w:type="dxa" w:w="1728"/>
             <w:shd w:val="clear" w:color="auto" w:fill="F8F9FA"/>
             <w:tcBorders>
               <w:top w:val="single" w:sz="4" w:color="E9ECEF"/>
@@ -4273,7 +4273,7 @@
                 <w:color w:val="59595B"/>
                 <w:sz w:val="19"/>
               </w:rPr>
-              <w:t>2026-03-26</w:t>
+              <w:t>—</w:t>
             </w:r>
           </w:p>
         </w:tc>
@@ -4305,7 +4305,7 @@
         </w:tc>
         <w:tc>
           <w:tcPr>
-            <w:tcW w:type="dxa" w:w="2592"/>
+            <w:tcW w:type="dxa" w:w="2448"/>
             <w:tcBorders>
               <w:top w:val="single" w:sz="4" w:color="E9ECEF"/>
               <w:left w:val="single" w:sz="4" w:color="E9ECEF"/>
@@ -4331,7 +4331,7 @@
         </w:tc>
         <w:tc>
           <w:tcPr>
-            <w:tcW w:type="dxa" w:w="1872"/>
+            <w:tcW w:type="dxa" w:w="1728"/>
             <w:tcBorders>
               <w:top w:val="single" w:sz="4" w:color="E9ECEF"/>
               <w:left w:val="single" w:sz="4" w:color="E9ECEF"/>
@@ -4357,7 +4357,7 @@
         </w:tc>
         <w:tc>
           <w:tcPr>
-            <w:tcW w:type="dxa" w:w="1872"/>
+            <w:tcW w:type="dxa" w:w="1728"/>
             <w:tcBorders>
               <w:top w:val="single" w:sz="4" w:color="E9ECEF"/>
               <w:left w:val="single" w:sz="4" w:color="E9ECEF"/>
@@ -4432,7 +4432,7 @@
                 <w:color w:val="59595B"/>
                 <w:sz w:val="19"/>
               </w:rPr>
-              <w:t>2026-03-31</w:t>
+              <w:t>—</w:t>
             </w:r>
           </w:p>
         </w:tc>
@@ -4465,7 +4465,7 @@
         </w:tc>
         <w:tc>
           <w:tcPr>
-            <w:tcW w:type="dxa" w:w="2592"/>
+            <w:tcW w:type="dxa" w:w="2448"/>
             <w:shd w:val="clear" w:color="auto" w:fill="F8F9FA"/>
             <w:tcBorders>
               <w:top w:val="single" w:sz="4" w:color="E9ECEF"/>
@@ -4492,7 +4492,7 @@
         </w:tc>
         <w:tc>
           <w:tcPr>
-            <w:tcW w:type="dxa" w:w="1872"/>
+            <w:tcW w:type="dxa" w:w="1728"/>
             <w:shd w:val="clear" w:color="auto" w:fill="F8F9FA"/>
             <w:tcBorders>
               <w:top w:val="single" w:sz="4" w:color="E9ECEF"/>
@@ -4519,7 +4519,7 @@
         </w:tc>
         <w:tc>
           <w:tcPr>
-            <w:tcW w:type="dxa" w:w="1872"/>
+            <w:tcW w:type="dxa" w:w="1728"/>
             <w:shd w:val="clear" w:color="auto" w:fill="F8F9FA"/>
             <w:tcBorders>
               <w:top w:val="single" w:sz="4" w:color="E9ECEF"/>
@@ -4595,7 +4595,7 @@
                 <w:color w:val="59595B"/>
                 <w:sz w:val="19"/>
               </w:rPr>
-              <w:t>2026-03-31</w:t>
+              <w:t>—</w:t>
             </w:r>
           </w:p>
         </w:tc>
@@ -4627,7 +4627,7 @@
         </w:tc>
         <w:tc>
           <w:tcPr>
-            <w:tcW w:type="dxa" w:w="2592"/>
+            <w:tcW w:type="dxa" w:w="2448"/>
             <w:tcBorders>
               <w:top w:val="single" w:sz="4" w:color="E9ECEF"/>
               <w:left w:val="single" w:sz="4" w:color="E9ECEF"/>
@@ -4653,7 +4653,7 @@
         </w:tc>
         <w:tc>
           <w:tcPr>
-            <w:tcW w:type="dxa" w:w="1872"/>
+            <w:tcW w:type="dxa" w:w="1728"/>
             <w:tcBorders>
               <w:top w:val="single" w:sz="4" w:color="E9ECEF"/>
               <w:left w:val="single" w:sz="4" w:color="E9ECEF"/>
@@ -4679,7 +4679,7 @@
         </w:tc>
         <w:tc>
           <w:tcPr>
-            <w:tcW w:type="dxa" w:w="1872"/>
+            <w:tcW w:type="dxa" w:w="1728"/>
             <w:tcBorders>
               <w:top w:val="single" w:sz="4" w:color="E9ECEF"/>
               <w:left w:val="single" w:sz="4" w:color="E9ECEF"/>
@@ -4754,7 +4754,7 @@
                 <w:color w:val="59595B"/>
                 <w:sz w:val="19"/>
               </w:rPr>
-              <w:t>2026-03-31</w:t>
+              <w:t>—</w:t>
             </w:r>
           </w:p>
         </w:tc>
@@ -4787,7 +4787,7 @@
         </w:tc>
         <w:tc>
           <w:tcPr>
-            <w:tcW w:type="dxa" w:w="2592"/>
+            <w:tcW w:type="dxa" w:w="2448"/>
             <w:shd w:val="clear" w:color="auto" w:fill="F8F9FA"/>
             <w:tcBorders>
               <w:top w:val="single" w:sz="4" w:color="E9ECEF"/>
@@ -4814,7 +4814,7 @@
         </w:tc>
         <w:tc>
           <w:tcPr>
-            <w:tcW w:type="dxa" w:w="1872"/>
+            <w:tcW w:type="dxa" w:w="1728"/>
             <w:shd w:val="clear" w:color="auto" w:fill="F8F9FA"/>
             <w:tcBorders>
               <w:top w:val="single" w:sz="4" w:color="E9ECEF"/>
@@ -4841,7 +4841,7 @@
         </w:tc>
         <w:tc>
           <w:tcPr>
-            <w:tcW w:type="dxa" w:w="1872"/>
+            <w:tcW w:type="dxa" w:w="1728"/>
             <w:shd w:val="clear" w:color="auto" w:fill="F8F9FA"/>
             <w:tcBorders>
               <w:top w:val="single" w:sz="4" w:color="E9ECEF"/>
@@ -4917,7 +4917,7 @@
                 <w:color w:val="59595B"/>
                 <w:sz w:val="19"/>
               </w:rPr>
-              <w:t>2026-03-24</w:t>
+              <w:t>—</w:t>
             </w:r>
           </w:p>
         </w:tc>
@@ -4949,7 +4949,7 @@
         </w:tc>
         <w:tc>
           <w:tcPr>
-            <w:tcW w:type="dxa" w:w="2592"/>
+            <w:tcW w:type="dxa" w:w="2448"/>
             <w:tcBorders>
               <w:top w:val="single" w:sz="4" w:color="E9ECEF"/>
               <w:left w:val="single" w:sz="4" w:color="E9ECEF"/>
@@ -4975,7 +4975,7 @@
         </w:tc>
         <w:tc>
           <w:tcPr>
-            <w:tcW w:type="dxa" w:w="1872"/>
+            <w:tcW w:type="dxa" w:w="1728"/>
             <w:tcBorders>
               <w:top w:val="single" w:sz="4" w:color="E9ECEF"/>
               <w:left w:val="single" w:sz="4" w:color="E9ECEF"/>
@@ -5001,7 +5001,7 @@
         </w:tc>
         <w:tc>
           <w:tcPr>
-            <w:tcW w:type="dxa" w:w="1872"/>
+            <w:tcW w:type="dxa" w:w="1728"/>
             <w:tcBorders>
               <w:top w:val="single" w:sz="4" w:color="E9ECEF"/>
               <w:left w:val="single" w:sz="4" w:color="E9ECEF"/>
@@ -5076,7 +5076,7 @@
                 <w:color w:val="59595B"/>
                 <w:sz w:val="19"/>
               </w:rPr>
-              <w:t>2026-03-25</w:t>
+              <w:t>—</w:t>
             </w:r>
           </w:p>
         </w:tc>
@@ -5109,7 +5109,7 @@
         </w:tc>
         <w:tc>
           <w:tcPr>
-            <w:tcW w:type="dxa" w:w="2592"/>
+            <w:tcW w:type="dxa" w:w="2448"/>
             <w:shd w:val="clear" w:color="auto" w:fill="F8F9FA"/>
             <w:tcBorders>
               <w:top w:val="single" w:sz="4" w:color="E9ECEF"/>
@@ -5136,7 +5136,7 @@
         </w:tc>
         <w:tc>
           <w:tcPr>
-            <w:tcW w:type="dxa" w:w="1872"/>
+            <w:tcW w:type="dxa" w:w="1728"/>
             <w:shd w:val="clear" w:color="auto" w:fill="F8F9FA"/>
             <w:tcBorders>
               <w:top w:val="single" w:sz="4" w:color="E9ECEF"/>
@@ -5163,7 +5163,7 @@
         </w:tc>
         <w:tc>
           <w:tcPr>
-            <w:tcW w:type="dxa" w:w="1872"/>
+            <w:tcW w:type="dxa" w:w="1728"/>
             <w:shd w:val="clear" w:color="auto" w:fill="F8F9FA"/>
             <w:tcBorders>
               <w:top w:val="single" w:sz="4" w:color="E9ECEF"/>
@@ -5239,7 +5239,7 @@
                 <w:color w:val="59595B"/>
                 <w:sz w:val="19"/>
               </w:rPr>
-              <w:t>2026-03-24</w:t>
+              <w:t>—</w:t>
             </w:r>
           </w:p>
         </w:tc>
@@ -5271,7 +5271,7 @@
         </w:tc>
         <w:tc>
           <w:tcPr>
-            <w:tcW w:type="dxa" w:w="2592"/>
+            <w:tcW w:type="dxa" w:w="2448"/>
             <w:tcBorders>
               <w:top w:val="single" w:sz="4" w:color="E9ECEF"/>
               <w:left w:val="single" w:sz="4" w:color="E9ECEF"/>
@@ -5297,7 +5297,7 @@
         </w:tc>
         <w:tc>
           <w:tcPr>
-            <w:tcW w:type="dxa" w:w="1872"/>
+            <w:tcW w:type="dxa" w:w="1728"/>
             <w:tcBorders>
               <w:top w:val="single" w:sz="4" w:color="E9ECEF"/>
               <w:left w:val="single" w:sz="4" w:color="E9ECEF"/>
@@ -5323,7 +5323,7 @@
         </w:tc>
         <w:tc>
           <w:tcPr>
-            <w:tcW w:type="dxa" w:w="1872"/>
+            <w:tcW w:type="dxa" w:w="1728"/>
             <w:tcBorders>
               <w:top w:val="single" w:sz="4" w:color="E9ECEF"/>
               <w:left w:val="single" w:sz="4" w:color="E9ECEF"/>
@@ -5398,7 +5398,7 @@
                 <w:color w:val="59595B"/>
                 <w:sz w:val="19"/>
               </w:rPr>
-              <w:t>2026-03-26</w:t>
+              <w:t>—</w:t>
             </w:r>
           </w:p>
         </w:tc>
@@ -5431,7 +5431,7 @@
         </w:tc>
         <w:tc>
           <w:tcPr>
-            <w:tcW w:type="dxa" w:w="2592"/>
+            <w:tcW w:type="dxa" w:w="2448"/>
             <w:shd w:val="clear" w:color="auto" w:fill="F8F9FA"/>
             <w:tcBorders>
               <w:top w:val="single" w:sz="4" w:color="E9ECEF"/>
@@ -5458,7 +5458,7 @@
         </w:tc>
         <w:tc>
           <w:tcPr>
-            <w:tcW w:type="dxa" w:w="1872"/>
+            <w:tcW w:type="dxa" w:w="1728"/>
             <w:shd w:val="clear" w:color="auto" w:fill="F8F9FA"/>
             <w:tcBorders>
               <w:top w:val="single" w:sz="4" w:color="E9ECEF"/>
@@ -5485,7 +5485,7 @@
         </w:tc>
         <w:tc>
           <w:tcPr>
-            <w:tcW w:type="dxa" w:w="1872"/>
+            <w:tcW w:type="dxa" w:w="1728"/>
             <w:shd w:val="clear" w:color="auto" w:fill="F8F9FA"/>
             <w:tcBorders>
               <w:top w:val="single" w:sz="4" w:color="E9ECEF"/>
@@ -5561,7 +5561,7 @@
                 <w:color w:val="59595B"/>
                 <w:sz w:val="19"/>
               </w:rPr>
-              <w:t>2026-03-24</w:t>
+              <w:t>—</w:t>
             </w:r>
           </w:p>
         </w:tc>
@@ -5593,7 +5593,7 @@
         </w:tc>
         <w:tc>
           <w:tcPr>
-            <w:tcW w:type="dxa" w:w="2592"/>
+            <w:tcW w:type="dxa" w:w="2448"/>
             <w:tcBorders>
               <w:top w:val="single" w:sz="4" w:color="E9ECEF"/>
               <w:left w:val="single" w:sz="4" w:color="E9ECEF"/>
@@ -5619,7 +5619,7 @@
         </w:tc>
         <w:tc>
           <w:tcPr>
-            <w:tcW w:type="dxa" w:w="1872"/>
+            <w:tcW w:type="dxa" w:w="1728"/>
             <w:tcBorders>
               <w:top w:val="single" w:sz="4" w:color="E9ECEF"/>
               <w:left w:val="single" w:sz="4" w:color="E9ECEF"/>
@@ -5645,7 +5645,7 @@
         </w:tc>
         <w:tc>
           <w:tcPr>
-            <w:tcW w:type="dxa" w:w="1872"/>
+            <w:tcW w:type="dxa" w:w="1728"/>
             <w:tcBorders>
               <w:top w:val="single" w:sz="4" w:color="E9ECEF"/>
               <w:left w:val="single" w:sz="4" w:color="E9ECEF"/>
@@ -5720,7 +5720,7 @@
                 <w:color w:val="59595B"/>
                 <w:sz w:val="19"/>
               </w:rPr>
-              <w:t>2026-03-24</w:t>
+              <w:t>—</w:t>
             </w:r>
           </w:p>
         </w:tc>
@@ -5753,7 +5753,7 @@
         </w:tc>
         <w:tc>
           <w:tcPr>
-            <w:tcW w:type="dxa" w:w="2592"/>
+            <w:tcW w:type="dxa" w:w="2448"/>
             <w:shd w:val="clear" w:color="auto" w:fill="F8F9FA"/>
             <w:tcBorders>
               <w:top w:val="single" w:sz="4" w:color="E9ECEF"/>
@@ -5780,7 +5780,7 @@
         </w:tc>
         <w:tc>
           <w:tcPr>
-            <w:tcW w:type="dxa" w:w="1872"/>
+            <w:tcW w:type="dxa" w:w="1728"/>
             <w:shd w:val="clear" w:color="auto" w:fill="F8F9FA"/>
             <w:tcBorders>
               <w:top w:val="single" w:sz="4" w:color="E9ECEF"/>
@@ -5807,7 +5807,7 @@
         </w:tc>
         <w:tc>
           <w:tcPr>
-            <w:tcW w:type="dxa" w:w="1872"/>
+            <w:tcW w:type="dxa" w:w="1728"/>
             <w:shd w:val="clear" w:color="auto" w:fill="F8F9FA"/>
             <w:tcBorders>
               <w:top w:val="single" w:sz="4" w:color="E9ECEF"/>
@@ -5883,7 +5883,7 @@
                 <w:color w:val="59595B"/>
                 <w:sz w:val="19"/>
               </w:rPr>
-              <w:t>2026-03-24</w:t>
+              <w:t>—</w:t>
             </w:r>
           </w:p>
         </w:tc>
@@ -5915,7 +5915,7 @@
         </w:tc>
         <w:tc>
           <w:tcPr>
-            <w:tcW w:type="dxa" w:w="2592"/>
+            <w:tcW w:type="dxa" w:w="2448"/>
             <w:tcBorders>
               <w:top w:val="single" w:sz="4" w:color="E9ECEF"/>
               <w:left w:val="single" w:sz="4" w:color="E9ECEF"/>
@@ -5941,7 +5941,7 @@
         </w:tc>
         <w:tc>
           <w:tcPr>
-            <w:tcW w:type="dxa" w:w="1872"/>
+            <w:tcW w:type="dxa" w:w="1728"/>
             <w:tcBorders>
               <w:top w:val="single" w:sz="4" w:color="E9ECEF"/>
               <w:left w:val="single" w:sz="4" w:color="E9ECEF"/>
@@ -5967,7 +5967,7 @@
         </w:tc>
         <w:tc>
           <w:tcPr>
-            <w:tcW w:type="dxa" w:w="1872"/>
+            <w:tcW w:type="dxa" w:w="1728"/>
             <w:tcBorders>
               <w:top w:val="single" w:sz="4" w:color="E9ECEF"/>
               <w:left w:val="single" w:sz="4" w:color="E9ECEF"/>
@@ -6042,7 +6042,7 @@
                 <w:color w:val="59595B"/>
                 <w:sz w:val="19"/>
               </w:rPr>
-              <w:t>2026-03-29</w:t>
+              <w:t>—</w:t>
             </w:r>
           </w:p>
         </w:tc>
@@ -6075,7 +6075,7 @@
         </w:tc>
         <w:tc>
           <w:tcPr>
-            <w:tcW w:type="dxa" w:w="2592"/>
+            <w:tcW w:type="dxa" w:w="2448"/>
             <w:shd w:val="clear" w:color="auto" w:fill="F8F9FA"/>
             <w:tcBorders>
               <w:top w:val="single" w:sz="4" w:color="E9ECEF"/>
@@ -6102,7 +6102,7 @@
         </w:tc>
         <w:tc>
           <w:tcPr>
-            <w:tcW w:type="dxa" w:w="1872"/>
+            <w:tcW w:type="dxa" w:w="1728"/>
             <w:shd w:val="clear" w:color="auto" w:fill="F8F9FA"/>
             <w:tcBorders>
               <w:top w:val="single" w:sz="4" w:color="E9ECEF"/>
@@ -6129,7 +6129,7 @@
         </w:tc>
         <w:tc>
           <w:tcPr>
-            <w:tcW w:type="dxa" w:w="1872"/>
+            <w:tcW w:type="dxa" w:w="1728"/>
             <w:shd w:val="clear" w:color="auto" w:fill="F8F9FA"/>
             <w:tcBorders>
               <w:top w:val="single" w:sz="4" w:color="E9ECEF"/>
@@ -6205,7 +6205,7 @@
                 <w:color w:val="59595B"/>
                 <w:sz w:val="19"/>
               </w:rPr>
-              <w:t>2026-03-29</w:t>
+              <w:t>—</w:t>
             </w:r>
           </w:p>
         </w:tc>
@@ -6237,7 +6237,7 @@
         </w:tc>
         <w:tc>
           <w:tcPr>
-            <w:tcW w:type="dxa" w:w="2592"/>
+            <w:tcW w:type="dxa" w:w="2448"/>
             <w:tcBorders>
               <w:top w:val="single" w:sz="4" w:color="E9ECEF"/>
               <w:left w:val="single" w:sz="4" w:color="E9ECEF"/>
@@ -6263,7 +6263,7 @@
         </w:tc>
         <w:tc>
           <w:tcPr>
-            <w:tcW w:type="dxa" w:w="1872"/>
+            <w:tcW w:type="dxa" w:w="1728"/>
             <w:tcBorders>
               <w:top w:val="single" w:sz="4" w:color="E9ECEF"/>
               <w:left w:val="single" w:sz="4" w:color="E9ECEF"/>
@@ -6289,7 +6289,7 @@
         </w:tc>
         <w:tc>
           <w:tcPr>
-            <w:tcW w:type="dxa" w:w="1872"/>
+            <w:tcW w:type="dxa" w:w="1728"/>
             <w:tcBorders>
               <w:top w:val="single" w:sz="4" w:color="E9ECEF"/>
               <w:left w:val="single" w:sz="4" w:color="E9ECEF"/>
@@ -6364,7 +6364,7 @@
                 <w:color w:val="59595B"/>
                 <w:sz w:val="19"/>
               </w:rPr>
-              <w:t>2026-03-25</w:t>
+              <w:t>—</w:t>
             </w:r>
           </w:p>
         </w:tc>
@@ -6397,7 +6397,7 @@
         </w:tc>
         <w:tc>
           <w:tcPr>
-            <w:tcW w:type="dxa" w:w="2592"/>
+            <w:tcW w:type="dxa" w:w="2448"/>
             <w:shd w:val="clear" w:color="auto" w:fill="F8F9FA"/>
             <w:tcBorders>
               <w:top w:val="single" w:sz="4" w:color="E9ECEF"/>
@@ -6424,7 +6424,7 @@
         </w:tc>
         <w:tc>
           <w:tcPr>
-            <w:tcW w:type="dxa" w:w="1872"/>
+            <w:tcW w:type="dxa" w:w="1728"/>
             <w:shd w:val="clear" w:color="auto" w:fill="F8F9FA"/>
             <w:tcBorders>
               <w:top w:val="single" w:sz="4" w:color="E9ECEF"/>
@@ -6451,7 +6451,7 @@
         </w:tc>
         <w:tc>
           <w:tcPr>
-            <w:tcW w:type="dxa" w:w="1872"/>
+            <w:tcW w:type="dxa" w:w="1728"/>
             <w:shd w:val="clear" w:color="auto" w:fill="F8F9FA"/>
             <w:tcBorders>
               <w:top w:val="single" w:sz="4" w:color="E9ECEF"/>
@@ -6527,7 +6527,7 @@
                 <w:color w:val="59595B"/>
                 <w:sz w:val="19"/>
               </w:rPr>
-              <w:t>2026-03-24</w:t>
+              <w:t>—</w:t>
             </w:r>
           </w:p>
         </w:tc>
@@ -6559,7 +6559,7 @@
         </w:tc>
         <w:tc>
           <w:tcPr>
-            <w:tcW w:type="dxa" w:w="2592"/>
+            <w:tcW w:type="dxa" w:w="2448"/>
             <w:tcBorders>
               <w:top w:val="single" w:sz="4" w:color="E9ECEF"/>
               <w:left w:val="single" w:sz="4" w:color="E9ECEF"/>
@@ -6585,7 +6585,7 @@
         </w:tc>
         <w:tc>
           <w:tcPr>
-            <w:tcW w:type="dxa" w:w="1872"/>
+            <w:tcW w:type="dxa" w:w="1728"/>
             <w:tcBorders>
               <w:top w:val="single" w:sz="4" w:color="E9ECEF"/>
               <w:left w:val="single" w:sz="4" w:color="E9ECEF"/>
@@ -6611,7 +6611,7 @@
         </w:tc>
         <w:tc>
           <w:tcPr>
-            <w:tcW w:type="dxa" w:w="1872"/>
+            <w:tcW w:type="dxa" w:w="1728"/>
             <w:tcBorders>
               <w:top w:val="single" w:sz="4" w:color="E9ECEF"/>
               <w:left w:val="single" w:sz="4" w:color="E9ECEF"/>
@@ -6686,7 +6686,7 @@
                 <w:color w:val="59595B"/>
                 <w:sz w:val="19"/>
               </w:rPr>
-              <w:t>2026-03-31</w:t>
+              <w:t>—</w:t>
             </w:r>
           </w:p>
         </w:tc>
@@ -6719,7 +6719,7 @@
         </w:tc>
         <w:tc>
           <w:tcPr>
-            <w:tcW w:type="dxa" w:w="2592"/>
+            <w:tcW w:type="dxa" w:w="2448"/>
             <w:shd w:val="clear" w:color="auto" w:fill="F8F9FA"/>
             <w:tcBorders>
               <w:top w:val="single" w:sz="4" w:color="E9ECEF"/>
@@ -6746,7 +6746,7 @@
         </w:tc>
         <w:tc>
           <w:tcPr>
-            <w:tcW w:type="dxa" w:w="1872"/>
+            <w:tcW w:type="dxa" w:w="1728"/>
             <w:shd w:val="clear" w:color="auto" w:fill="F8F9FA"/>
             <w:tcBorders>
               <w:top w:val="single" w:sz="4" w:color="E9ECEF"/>
@@ -6773,7 +6773,7 @@
         </w:tc>
         <w:tc>
           <w:tcPr>
-            <w:tcW w:type="dxa" w:w="1872"/>
+            <w:tcW w:type="dxa" w:w="1728"/>
             <w:shd w:val="clear" w:color="auto" w:fill="F8F9FA"/>
             <w:tcBorders>
               <w:top w:val="single" w:sz="4" w:color="E9ECEF"/>
@@ -6849,7 +6849,7 @@
                 <w:color w:val="59595B"/>
                 <w:sz w:val="19"/>
               </w:rPr>
-              <w:t>2026-03-25</w:t>
+              <w:t>—</w:t>
             </w:r>
           </w:p>
         </w:tc>
@@ -6881,7 +6881,7 @@
         </w:tc>
         <w:tc>
           <w:tcPr>
-            <w:tcW w:type="dxa" w:w="2592"/>
+            <w:tcW w:type="dxa" w:w="2448"/>
             <w:tcBorders>
               <w:top w:val="single" w:sz="4" w:color="E9ECEF"/>
               <w:left w:val="single" w:sz="4" w:color="E9ECEF"/>
@@ -6907,7 +6907,7 @@
         </w:tc>
         <w:tc>
           <w:tcPr>
-            <w:tcW w:type="dxa" w:w="1872"/>
+            <w:tcW w:type="dxa" w:w="1728"/>
             <w:tcBorders>
               <w:top w:val="single" w:sz="4" w:color="E9ECEF"/>
               <w:left w:val="single" w:sz="4" w:color="E9ECEF"/>
@@ -6933,7 +6933,7 @@
         </w:tc>
         <w:tc>
           <w:tcPr>
-            <w:tcW w:type="dxa" w:w="1872"/>
+            <w:tcW w:type="dxa" w:w="1728"/>
             <w:tcBorders>
               <w:top w:val="single" w:sz="4" w:color="E9ECEF"/>
               <w:left w:val="single" w:sz="4" w:color="E9ECEF"/>
@@ -7008,7 +7008,7 @@
                 <w:color w:val="59595B"/>
                 <w:sz w:val="19"/>
               </w:rPr>
-              <w:t>2026-03-24</w:t>
+              <w:t>—</w:t>
             </w:r>
           </w:p>
         </w:tc>
@@ -7041,7 +7041,7 @@
         </w:tc>
         <w:tc>
           <w:tcPr>
-            <w:tcW w:type="dxa" w:w="2592"/>
+            <w:tcW w:type="dxa" w:w="2448"/>
             <w:shd w:val="clear" w:color="auto" w:fill="F8F9FA"/>
             <w:tcBorders>
               <w:top w:val="single" w:sz="4" w:color="E9ECEF"/>
@@ -7068,7 +7068,7 @@
         </w:tc>
         <w:tc>
           <w:tcPr>
-            <w:tcW w:type="dxa" w:w="1872"/>
+            <w:tcW w:type="dxa" w:w="1728"/>
             <w:shd w:val="clear" w:color="auto" w:fill="F8F9FA"/>
             <w:tcBorders>
               <w:top w:val="single" w:sz="4" w:color="E9ECEF"/>
@@ -7095,7 +7095,7 @@
         </w:tc>
         <w:tc>
           <w:tcPr>
-            <w:tcW w:type="dxa" w:w="1872"/>
+            <w:tcW w:type="dxa" w:w="1728"/>
             <w:shd w:val="clear" w:color="auto" w:fill="F8F9FA"/>
             <w:tcBorders>
               <w:top w:val="single" w:sz="4" w:color="E9ECEF"/>
@@ -7171,7 +7171,7 @@
                 <w:color w:val="59595B"/>
                 <w:sz w:val="19"/>
               </w:rPr>
-              <w:t>2026-03-24</w:t>
+              <w:t>—</w:t>
             </w:r>
           </w:p>
         </w:tc>
@@ -7203,7 +7203,7 @@
         </w:tc>
         <w:tc>
           <w:tcPr>
-            <w:tcW w:type="dxa" w:w="2592"/>
+            <w:tcW w:type="dxa" w:w="2448"/>
             <w:tcBorders>
               <w:top w:val="single" w:sz="4" w:color="E9ECEF"/>
               <w:left w:val="single" w:sz="4" w:color="E9ECEF"/>
@@ -7229,7 +7229,7 @@
         </w:tc>
         <w:tc>
           <w:tcPr>
-            <w:tcW w:type="dxa" w:w="1872"/>
+            <w:tcW w:type="dxa" w:w="1728"/>
             <w:tcBorders>
               <w:top w:val="single" w:sz="4" w:color="E9ECEF"/>
               <w:left w:val="single" w:sz="4" w:color="E9ECEF"/>
@@ -7255,7 +7255,7 @@
         </w:tc>
         <w:tc>
           <w:tcPr>
-            <w:tcW w:type="dxa" w:w="1872"/>
+            <w:tcW w:type="dxa" w:w="1728"/>
             <w:tcBorders>
               <w:top w:val="single" w:sz="4" w:color="E9ECEF"/>
               <w:left w:val="single" w:sz="4" w:color="E9ECEF"/>
@@ -7330,7 +7330,7 @@
                 <w:color w:val="59595B"/>
                 <w:sz w:val="19"/>
               </w:rPr>
-              <w:t>2026-03-24</w:t>
+              <w:t>—</w:t>
             </w:r>
           </w:p>
         </w:tc>
@@ -7363,7 +7363,7 @@
         </w:tc>
         <w:tc>
           <w:tcPr>
-            <w:tcW w:type="dxa" w:w="2592"/>
+            <w:tcW w:type="dxa" w:w="2448"/>
             <w:shd w:val="clear" w:color="auto" w:fill="F8F9FA"/>
             <w:tcBorders>
               <w:top w:val="single" w:sz="4" w:color="E9ECEF"/>
@@ -7390,7 +7390,7 @@
         </w:tc>
         <w:tc>
           <w:tcPr>
-            <w:tcW w:type="dxa" w:w="1872"/>
+            <w:tcW w:type="dxa" w:w="1728"/>
             <w:shd w:val="clear" w:color="auto" w:fill="F8F9FA"/>
             <w:tcBorders>
               <w:top w:val="single" w:sz="4" w:color="E9ECEF"/>
@@ -7417,7 +7417,7 @@
         </w:tc>
         <w:tc>
           <w:tcPr>
-            <w:tcW w:type="dxa" w:w="1872"/>
+            <w:tcW w:type="dxa" w:w="1728"/>
             <w:shd w:val="clear" w:color="auto" w:fill="F8F9FA"/>
             <w:tcBorders>
               <w:top w:val="single" w:sz="4" w:color="E9ECEF"/>
@@ -7493,7 +7493,7 @@
                 <w:color w:val="59595B"/>
                 <w:sz w:val="19"/>
               </w:rPr>
-              <w:t>2026-03-19</w:t>
+              <w:t>—</w:t>
             </w:r>
           </w:p>
         </w:tc>
@@ -7525,7 +7525,7 @@
         </w:tc>
         <w:tc>
           <w:tcPr>
-            <w:tcW w:type="dxa" w:w="2592"/>
+            <w:tcW w:type="dxa" w:w="2448"/>
             <w:tcBorders>
               <w:top w:val="single" w:sz="4" w:color="E9ECEF"/>
               <w:left w:val="single" w:sz="4" w:color="E9ECEF"/>
@@ -7551,7 +7551,7 @@
         </w:tc>
         <w:tc>
           <w:tcPr>
-            <w:tcW w:type="dxa" w:w="1872"/>
+            <w:tcW w:type="dxa" w:w="1728"/>
             <w:tcBorders>
               <w:top w:val="single" w:sz="4" w:color="E9ECEF"/>
               <w:left w:val="single" w:sz="4" w:color="E9ECEF"/>
@@ -7577,7 +7577,7 @@
         </w:tc>
         <w:tc>
           <w:tcPr>
-            <w:tcW w:type="dxa" w:w="1872"/>
+            <w:tcW w:type="dxa" w:w="1728"/>
             <w:tcBorders>
               <w:top w:val="single" w:sz="4" w:color="E9ECEF"/>
               <w:left w:val="single" w:sz="4" w:color="E9ECEF"/>
@@ -7652,7 +7652,7 @@
                 <w:color w:val="59595B"/>
                 <w:sz w:val="19"/>
               </w:rPr>
-              <w:t>2026-03-19</w:t>
+              <w:t>—</w:t>
             </w:r>
           </w:p>
         </w:tc>
@@ -7685,7 +7685,7 @@
         </w:tc>
         <w:tc>
           <w:tcPr>
-            <w:tcW w:type="dxa" w:w="2592"/>
+            <w:tcW w:type="dxa" w:w="2448"/>
             <w:shd w:val="clear" w:color="auto" w:fill="F8F9FA"/>
             <w:tcBorders>
               <w:top w:val="single" w:sz="4" w:color="E9ECEF"/>
@@ -7712,7 +7712,7 @@
         </w:tc>
         <w:tc>
           <w:tcPr>
-            <w:tcW w:type="dxa" w:w="1872"/>
+            <w:tcW w:type="dxa" w:w="1728"/>
             <w:shd w:val="clear" w:color="auto" w:fill="F8F9FA"/>
             <w:tcBorders>
               <w:top w:val="single" w:sz="4" w:color="E9ECEF"/>
@@ -7739,7 +7739,7 @@
         </w:tc>
         <w:tc>
           <w:tcPr>
-            <w:tcW w:type="dxa" w:w="1872"/>
+            <w:tcW w:type="dxa" w:w="1728"/>
             <w:shd w:val="clear" w:color="auto" w:fill="F8F9FA"/>
             <w:tcBorders>
               <w:top w:val="single" w:sz="4" w:color="E9ECEF"/>
@@ -7815,7 +7815,7 @@
                 <w:color w:val="59595B"/>
                 <w:sz w:val="19"/>
               </w:rPr>
-              <w:t>2026-03-19</w:t>
+              <w:t>—</w:t>
             </w:r>
           </w:p>
         </w:tc>
@@ -7847,7 +7847,7 @@
         </w:tc>
         <w:tc>
           <w:tcPr>
-            <w:tcW w:type="dxa" w:w="2592"/>
+            <w:tcW w:type="dxa" w:w="2448"/>
             <w:tcBorders>
               <w:top w:val="single" w:sz="4" w:color="E9ECEF"/>
               <w:left w:val="single" w:sz="4" w:color="E9ECEF"/>
@@ -7873,7 +7873,7 @@
         </w:tc>
         <w:tc>
           <w:tcPr>
-            <w:tcW w:type="dxa" w:w="1872"/>
+            <w:tcW w:type="dxa" w:w="1728"/>
             <w:tcBorders>
               <w:top w:val="single" w:sz="4" w:color="E9ECEF"/>
               <w:left w:val="single" w:sz="4" w:color="E9ECEF"/>
@@ -7899,7 +7899,7 @@
         </w:tc>
         <w:tc>
           <w:tcPr>
-            <w:tcW w:type="dxa" w:w="1872"/>
+            <w:tcW w:type="dxa" w:w="1728"/>
             <w:tcBorders>
               <w:top w:val="single" w:sz="4" w:color="E9ECEF"/>
               <w:left w:val="single" w:sz="4" w:color="E9ECEF"/>
@@ -7974,7 +7974,7 @@
                 <w:color w:val="59595B"/>
                 <w:sz w:val="19"/>
               </w:rPr>
-              <w:t>2026-03-12</w:t>
+              <w:t>—</w:t>
             </w:r>
           </w:p>
         </w:tc>
@@ -8007,7 +8007,7 @@
         </w:tc>
         <w:tc>
           <w:tcPr>
-            <w:tcW w:type="dxa" w:w="2592"/>
+            <w:tcW w:type="dxa" w:w="2448"/>
             <w:shd w:val="clear" w:color="auto" w:fill="F8F9FA"/>
             <w:tcBorders>
               <w:top w:val="single" w:sz="4" w:color="E9ECEF"/>
@@ -8034,7 +8034,7 @@
         </w:tc>
         <w:tc>
           <w:tcPr>
-            <w:tcW w:type="dxa" w:w="1872"/>
+            <w:tcW w:type="dxa" w:w="1728"/>
             <w:shd w:val="clear" w:color="auto" w:fill="F8F9FA"/>
             <w:tcBorders>
               <w:top w:val="single" w:sz="4" w:color="E9ECEF"/>
@@ -8061,7 +8061,7 @@
         </w:tc>
         <w:tc>
           <w:tcPr>
-            <w:tcW w:type="dxa" w:w="1872"/>
+            <w:tcW w:type="dxa" w:w="1728"/>
             <w:shd w:val="clear" w:color="auto" w:fill="F8F9FA"/>
             <w:tcBorders>
               <w:top w:val="single" w:sz="4" w:color="E9ECEF"/>
@@ -8137,7 +8137,7 @@
                 <w:color w:val="59595B"/>
                 <w:sz w:val="19"/>
               </w:rPr>
-              <w:t>2026-03-15</w:t>
+              <w:t>—</w:t>
             </w:r>
           </w:p>
         </w:tc>
@@ -8169,7 +8169,7 @@
         </w:tc>
         <w:tc>
           <w:tcPr>
-            <w:tcW w:type="dxa" w:w="2592"/>
+            <w:tcW w:type="dxa" w:w="2448"/>
             <w:tcBorders>
               <w:top w:val="single" w:sz="4" w:color="E9ECEF"/>
               <w:left w:val="single" w:sz="4" w:color="E9ECEF"/>
@@ -8195,7 +8195,7 @@
         </w:tc>
         <w:tc>
           <w:tcPr>
-            <w:tcW w:type="dxa" w:w="1872"/>
+            <w:tcW w:type="dxa" w:w="1728"/>
             <w:tcBorders>
               <w:top w:val="single" w:sz="4" w:color="E9ECEF"/>
               <w:left w:val="single" w:sz="4" w:color="E9ECEF"/>
@@ -8221,7 +8221,7 @@
         </w:tc>
         <w:tc>
           <w:tcPr>
-            <w:tcW w:type="dxa" w:w="1872"/>
+            <w:tcW w:type="dxa" w:w="1728"/>
             <w:tcBorders>
               <w:top w:val="single" w:sz="4" w:color="E9ECEF"/>
               <w:left w:val="single" w:sz="4" w:color="E9ECEF"/>
@@ -8296,7 +8296,7 @@
                 <w:color w:val="59595B"/>
                 <w:sz w:val="19"/>
               </w:rPr>
-              <w:t>2026-03-19</w:t>
+              <w:t>—</w:t>
             </w:r>
           </w:p>
         </w:tc>
@@ -8329,7 +8329,7 @@
         </w:tc>
         <w:tc>
           <w:tcPr>
-            <w:tcW w:type="dxa" w:w="2592"/>
+            <w:tcW w:type="dxa" w:w="2448"/>
             <w:shd w:val="clear" w:color="auto" w:fill="F8F9FA"/>
             <w:tcBorders>
               <w:top w:val="single" w:sz="4" w:color="E9ECEF"/>
@@ -8356,7 +8356,7 @@
         </w:tc>
         <w:tc>
           <w:tcPr>
-            <w:tcW w:type="dxa" w:w="1872"/>
+            <w:tcW w:type="dxa" w:w="1728"/>
             <w:shd w:val="clear" w:color="auto" w:fill="F8F9FA"/>
             <w:tcBorders>
               <w:top w:val="single" w:sz="4" w:color="E9ECEF"/>
@@ -8383,7 +8383,7 @@
         </w:tc>
         <w:tc>
           <w:tcPr>
-            <w:tcW w:type="dxa" w:w="1872"/>
+            <w:tcW w:type="dxa" w:w="1728"/>
             <w:shd w:val="clear" w:color="auto" w:fill="F8F9FA"/>
             <w:tcBorders>
               <w:top w:val="single" w:sz="4" w:color="E9ECEF"/>
@@ -8459,7 +8459,7 @@
                 <w:color w:val="59595B"/>
                 <w:sz w:val="19"/>
               </w:rPr>
-              <w:t>2026-03-19</w:t>
+              <w:t>—</w:t>
             </w:r>
           </w:p>
         </w:tc>
@@ -8491,7 +8491,7 @@
         </w:tc>
         <w:tc>
           <w:tcPr>
-            <w:tcW w:type="dxa" w:w="2592"/>
+            <w:tcW w:type="dxa" w:w="2448"/>
             <w:tcBorders>
               <w:top w:val="single" w:sz="4" w:color="E9ECEF"/>
               <w:left w:val="single" w:sz="4" w:color="E9ECEF"/>
@@ -8517,7 +8517,7 @@
         </w:tc>
         <w:tc>
           <w:tcPr>
-            <w:tcW w:type="dxa" w:w="1872"/>
+            <w:tcW w:type="dxa" w:w="1728"/>
             <w:tcBorders>
               <w:top w:val="single" w:sz="4" w:color="E9ECEF"/>
               <w:left w:val="single" w:sz="4" w:color="E9ECEF"/>
@@ -8543,7 +8543,7 @@
         </w:tc>
         <w:tc>
           <w:tcPr>
-            <w:tcW w:type="dxa" w:w="1872"/>
+            <w:tcW w:type="dxa" w:w="1728"/>
             <w:tcBorders>
               <w:top w:val="single" w:sz="4" w:color="E9ECEF"/>
               <w:left w:val="single" w:sz="4" w:color="E9ECEF"/>
@@ -8618,7 +8618,7 @@
                 <w:color w:val="59595B"/>
                 <w:sz w:val="19"/>
               </w:rPr>
-              <w:t>2026-03-24</w:t>
+              <w:t>—</w:t>
             </w:r>
           </w:p>
         </w:tc>
@@ -8651,7 +8651,7 @@
         </w:tc>
         <w:tc>
           <w:tcPr>
-            <w:tcW w:type="dxa" w:w="2592"/>
+            <w:tcW w:type="dxa" w:w="2448"/>
             <w:shd w:val="clear" w:color="auto" w:fill="F8F9FA"/>
             <w:tcBorders>
               <w:top w:val="single" w:sz="4" w:color="E9ECEF"/>
@@ -8678,7 +8678,7 @@
         </w:tc>
         <w:tc>
           <w:tcPr>
-            <w:tcW w:type="dxa" w:w="1872"/>
+            <w:tcW w:type="dxa" w:w="1728"/>
             <w:shd w:val="clear" w:color="auto" w:fill="F8F9FA"/>
             <w:tcBorders>
               <w:top w:val="single" w:sz="4" w:color="E9ECEF"/>
@@ -8705,7 +8705,7 @@
         </w:tc>
         <w:tc>
           <w:tcPr>
-            <w:tcW w:type="dxa" w:w="1872"/>
+            <w:tcW w:type="dxa" w:w="1728"/>
             <w:shd w:val="clear" w:color="auto" w:fill="F8F9FA"/>
             <w:tcBorders>
               <w:top w:val="single" w:sz="4" w:color="E9ECEF"/>
@@ -8771,7 +8771,7 @@
           <w:color w:val="59595B"/>
           <w:sz w:val="20"/>
         </w:rPr>
-        <w:t>Showing 40 of 62 alerts. Full list available on request.</w:t>
+        <w:t>Showing 40 of 62 alerts. Full list available on request — email support@technijian.com.</w:t>
       </w:r>
     </w:p>
     <w:p>
@@ -9016,6 +9016,78 @@
                 <w:color w:val="006DB6"/>
                 <w:sz w:val="28"/>
               </w:rPr>
+              <w:t xml:space="preserve">  Industry News &amp; Vendor Innovations</w:t>
+            </w:r>
+          </w:p>
+        </w:tc>
+      </w:tr>
+    </w:tbl>
+    <w:p>
+      <w:pPr>
+        <w:spacing w:after="160"/>
+      </w:pPr>
+      <w:r>
+        <w:rPr>
+          <w:rFonts w:ascii="Open Sans" w:hAnsi="Open Sans"/>
+          <w:b w:val="0"/>
+          <w:i w:val="0"/>
+          <w:color w:val="59595B"/>
+          <w:sz w:val="22"/>
+        </w:rPr>
+        <w:t>CrowdStrike announced no major platform changes this month. Routine detection-content updates and sensor improvements continued to roll out automatically. Technijian tracks CrowdStrike's release notes monthly so future updates land in this section as they're published.</w:t>
+      </w:r>
+    </w:p>
+    <w:p/>
+    <w:tbl>
+      <w:tblPr>
+        <w:tblW w:type="auto" w:w="0"/>
+        <w:tblLayout w:type="fixed"/>
+        <w:tblLook w:firstColumn="1" w:firstRow="1" w:lastColumn="0" w:lastRow="0" w:noHBand="0" w:noVBand="1" w:val="04A0"/>
+      </w:tblPr>
+      <w:tblGrid>
+        <w:gridCol w:w="94"/>
+        <w:gridCol w:w="8976"/>
+      </w:tblGrid>
+      <w:tr>
+        <w:tc>
+          <w:tcPr>
+            <w:tcW w:type="dxa" w:w="94"/>
+            <w:shd w:val="clear" w:color="auto" w:fill="006DB6"/>
+            <w:tcBorders>
+              <w:top w:val="nil"/>
+              <w:left w:val="nil"/>
+              <w:bottom w:val="nil"/>
+              <w:right w:val="nil"/>
+              <w:insideH w:val="nil"/>
+              <w:insideV w:val="nil"/>
+            </w:tcBorders>
+          </w:tcPr>
+          <w:p/>
+        </w:tc>
+        <w:tc>
+          <w:tcPr>
+            <w:tcW w:type="dxa" w:w="8976"/>
+            <w:tcBorders>
+              <w:top w:val="nil"/>
+              <w:left w:val="nil"/>
+              <w:bottom w:val="nil"/>
+              <w:right w:val="nil"/>
+              <w:insideH w:val="nil"/>
+              <w:insideV w:val="nil"/>
+            </w:tcBorders>
+          </w:tcPr>
+          <w:p>
+            <w:pPr>
+              <w:spacing w:before="80" w:after="80"/>
+            </w:pPr>
+            <w:r>
+              <w:rPr>
+                <w:rFonts w:ascii="Open Sans" w:hAnsi="Open Sans"/>
+                <w:b/>
+                <w:i w:val="0"/>
+                <w:color w:val="006DB6"/>
+                <w:sz w:val="28"/>
+              </w:rPr>
               <w:t xml:space="preserve">  Recommendations</w:t>
             </w:r>
           </w:p>
@@ -9210,7 +9282,7 @@
                 <w:color w:val="59595B"/>
                 <w:sz w:val="19"/>
               </w:rPr>
-              <w:t>2026-03-19</w:t>
+              <w:t>—</w:t>
             </w:r>
           </w:p>
         </w:tc>
@@ -9343,7 +9415,7 @@
                 <w:color w:val="59595B"/>
                 <w:sz w:val="19"/>
               </w:rPr>
-              <w:t>2026-03-19</w:t>
+              <w:t>—</w:t>
             </w:r>
           </w:p>
         </w:tc>
@@ -9479,7 +9551,7 @@
                 <w:color w:val="59595B"/>
                 <w:sz w:val="19"/>
               </w:rPr>
-              <w:t>2026-03-15</w:t>
+              <w:t>—</w:t>
             </w:r>
           </w:p>
         </w:tc>
@@ -9612,7 +9684,7 @@
                 <w:color w:val="59595B"/>
                 <w:sz w:val="19"/>
               </w:rPr>
-              <w:t>2026-03-04</w:t>
+              <w:t>—</w:t>
             </w:r>
           </w:p>
         </w:tc>
@@ -9748,7 +9820,7 @@
                 <w:color w:val="59595B"/>
                 <w:sz w:val="19"/>
               </w:rPr>
-              <w:t>2026-03-12</w:t>
+              <w:t>—</w:t>
             </w:r>
           </w:p>
         </w:tc>
@@ -9881,7 +9953,7 @@
                 <w:color w:val="59595B"/>
                 <w:sz w:val="19"/>
               </w:rPr>
-              <w:t>2026-03-04</w:t>
+              <w:t>—</w:t>
             </w:r>
           </w:p>
         </w:tc>
@@ -10017,7 +10089,7 @@
                 <w:color w:val="59595B"/>
                 <w:sz w:val="19"/>
               </w:rPr>
-              <w:t>2026-03-05</w:t>
+              <w:t>—</w:t>
             </w:r>
           </w:p>
         </w:tc>
@@ -10150,7 +10222,7 @@
                 <w:color w:val="59595B"/>
                 <w:sz w:val="19"/>
               </w:rPr>
-              <w:t>2026-03-04</w:t>
+              <w:t>—</w:t>
             </w:r>
           </w:p>
         </w:tc>
@@ -10286,7 +10358,7 @@
                 <w:color w:val="59595B"/>
                 <w:sz w:val="19"/>
               </w:rPr>
-              <w:t>2026-03-08</w:t>
+              <w:t>—</w:t>
             </w:r>
           </w:p>
         </w:tc>
@@ -10419,7 +10491,7 @@
                 <w:color w:val="59595B"/>
                 <w:sz w:val="19"/>
               </w:rPr>
-              <w:t>2026-03-04</w:t>
+              <w:t>—</w:t>
             </w:r>
           </w:p>
         </w:tc>
@@ -10555,7 +10627,7 @@
                 <w:color w:val="59595B"/>
                 <w:sz w:val="19"/>
               </w:rPr>
-              <w:t>2026-03-12</w:t>
+              <w:t>—</w:t>
             </w:r>
           </w:p>
         </w:tc>
@@ -10688,7 +10760,7 @@
                 <w:color w:val="59595B"/>
                 <w:sz w:val="19"/>
               </w:rPr>
-              <w:t>2026-03-08</w:t>
+              <w:t>—</w:t>
             </w:r>
           </w:p>
         </w:tc>
@@ -10814,7 +10886,7 @@
           <w:color w:val="59595B"/>
           <w:sz w:val="22"/>
         </w:rPr>
-        <w:t>Recommended action: work with your Technijian contact to review each open Critical/High alert, confirm no further attacker activity is present, and close or suppress confirmed false positives.</w:t>
+        <w:t>Recommended action: email support@technijian.com to review each open Critical/High alert with our team, confirm no further attacker activity is present, and close or suppress confirmed false positives.</w:t>
       </w:r>
     </w:p>
     <w:p/>
@@ -10845,7 +10917,184 @@
           <w:color w:val="59595B"/>
           <w:sz w:val="22"/>
         </w:rPr>
-        <w:t>The CrowdStrike daily pull scheduled task has not yet been registered on the Technijian monitoring workstation. Once registered, future reports will include full endpoint inventory with sensor version, OS distribution, and check-in age analysis. Contact your Technijian account manager to schedule this one-time setup step.</w:t>
+        <w:t>The CrowdStrike daily pull scheduled task has not yet been registered on the Technijian monitoring workstation. Once registered, future reports will include full endpoint inventory with sensor version, OS distribution, and check-in age analysis. Email support@technijian.com to schedule this one-time setup step.</w:t>
+      </w:r>
+    </w:p>
+    <w:p/>
+    <w:tbl>
+      <w:tblPr>
+        <w:tblW w:type="auto" w:w="0"/>
+        <w:tblLayout w:type="fixed"/>
+        <w:tblLook w:firstColumn="1" w:firstRow="1" w:lastColumn="0" w:lastRow="0" w:noHBand="0" w:noVBand="1" w:val="04A0"/>
+      </w:tblPr>
+      <w:tblGrid>
+        <w:gridCol w:w="94"/>
+        <w:gridCol w:w="8976"/>
+      </w:tblGrid>
+      <w:tr>
+        <w:tc>
+          <w:tcPr>
+            <w:tcW w:type="dxa" w:w="94"/>
+            <w:shd w:val="clear" w:color="auto" w:fill="006DB6"/>
+            <w:tcBorders>
+              <w:top w:val="nil"/>
+              <w:left w:val="nil"/>
+              <w:bottom w:val="nil"/>
+              <w:right w:val="nil"/>
+              <w:insideH w:val="nil"/>
+              <w:insideV w:val="nil"/>
+            </w:tcBorders>
+          </w:tcPr>
+          <w:p/>
+        </w:tc>
+        <w:tc>
+          <w:tcPr>
+            <w:tcW w:type="dxa" w:w="8976"/>
+            <w:tcBorders>
+              <w:top w:val="nil"/>
+              <w:left w:val="nil"/>
+              <w:bottom w:val="nil"/>
+              <w:right w:val="nil"/>
+              <w:insideH w:val="nil"/>
+              <w:insideV w:val="nil"/>
+            </w:tcBorders>
+          </w:tcPr>
+          <w:p>
+            <w:pPr>
+              <w:spacing w:before="80" w:after="80"/>
+            </w:pPr>
+            <w:r>
+              <w:rPr>
+                <w:rFonts w:ascii="Open Sans" w:hAnsi="Open Sans"/>
+                <w:b/>
+                <w:i w:val="0"/>
+                <w:color w:val="006DB6"/>
+                <w:sz w:val="28"/>
+              </w:rPr>
+              <w:t xml:space="preserve">  How This Protection Works</w:t>
+            </w:r>
+          </w:p>
+        </w:tc>
+      </w:tr>
+    </w:tbl>
+    <w:p>
+      <w:pPr>
+        <w:spacing w:after="160"/>
+      </w:pPr>
+      <w:r>
+        <w:rPr>
+          <w:rFonts w:ascii="Open Sans" w:hAnsi="Open Sans"/>
+          <w:b w:val="0"/>
+          <w:i w:val="0"/>
+          <w:color w:val="59595B"/>
+          <w:sz w:val="22"/>
+        </w:rPr>
+        <w:t>Your endpoints are protected by a layered security stack — CrowdStrike Falcon and Huntress working alongside each other — chosen and managed by Technijian as an MSP best-practice configuration. Here's what each piece does and why we run both.</w:t>
+      </w:r>
+    </w:p>
+    <w:p>
+      <w:pPr>
+        <w:spacing w:after="160"/>
+      </w:pPr>
+      <w:r>
+        <w:rPr>
+          <w:rFonts w:ascii="Open Sans" w:hAnsi="Open Sans"/>
+          <w:b/>
+          <w:i w:val="0"/>
+          <w:color w:val="1A1A2E"/>
+          <w:sz w:val="24"/>
+        </w:rPr>
+        <w:t>CrowdStrike Falcon: AI-driven EDR with the Falcon Overwatch SOC</w:t>
+      </w:r>
+    </w:p>
+    <w:p>
+      <w:pPr>
+        <w:spacing w:after="160"/>
+      </w:pPr>
+      <w:r>
+        <w:rPr>
+          <w:rFonts w:ascii="Open Sans" w:hAnsi="Open Sans"/>
+          <w:b w:val="0"/>
+          <w:i w:val="0"/>
+          <w:color w:val="59595B"/>
+          <w:sz w:val="22"/>
+        </w:rPr>
+        <w:t>CrowdStrike Falcon is the EDR (Endpoint Detection and Response) layer. Falcon's behavioral AI inspects every process, network connection, and file operation on your endpoints in real time and stops identified threats before they can execute. On top of the AI, CrowdStrike's Falcon Overwatch managed-threat-hunting team — the same elite NOC that protects Fortune 500s and government agencies — watches your environment 24×7 looking for the kind of slow, low-and-slow adversary tradecraft that automated detection alone can miss. Overwatch hunters reach out directly when they see something that needs immediate action.</w:t>
+      </w:r>
+    </w:p>
+    <w:p>
+      <w:pPr>
+        <w:spacing w:after="160"/>
+      </w:pPr>
+      <w:r>
+        <w:rPr>
+          <w:rFonts w:ascii="Open Sans" w:hAnsi="Open Sans"/>
+          <w:b/>
+          <w:i w:val="0"/>
+          <w:color w:val="1A1A2E"/>
+          <w:sz w:val="24"/>
+        </w:rPr>
+        <w:t>Huntress: managed detection &amp; response with a 24×7 SOC</w:t>
+      </w:r>
+    </w:p>
+    <w:p>
+      <w:pPr>
+        <w:spacing w:after="160"/>
+      </w:pPr>
+      <w:r>
+        <w:rPr>
+          <w:rFonts w:ascii="Open Sans" w:hAnsi="Open Sans"/>
+          <w:b w:val="0"/>
+          <w:i w:val="0"/>
+          <w:color w:val="59595B"/>
+          <w:sz w:val="22"/>
+        </w:rPr>
+        <w:t>Huntress runs its own Security Operations Center staffed with threat hunters who review every signal that fires on your endpoints around the clock — not just nights and weekends, but 24×7×365. When the Huntress agent flags suspicious behavior (persistence mechanisms, process injection, credential abuse, known-bad files), the activity is examined by Huntress threat hunters BEFORE it ever reaches Technijian. False positives are filtered out at the source so that what does reach our team is signal, not noise. When Huntress sees something that needs attention, they coordinate response with Technijian and provide guided remediation playbooks.</w:t>
+      </w:r>
+    </w:p>
+    <w:p>
+      <w:pPr>
+        <w:spacing w:after="160"/>
+      </w:pPr>
+      <w:r>
+        <w:rPr>
+          <w:rFonts w:ascii="Open Sans" w:hAnsi="Open Sans"/>
+          <w:b/>
+          <w:i w:val="0"/>
+          <w:color w:val="1A1A2E"/>
+          <w:sz w:val="24"/>
+        </w:rPr>
+        <w:t>Why both? Defense in depth.</w:t>
+      </w:r>
+    </w:p>
+    <w:p>
+      <w:pPr>
+        <w:spacing w:after="160"/>
+      </w:pPr>
+      <w:r>
+        <w:rPr>
+          <w:rFonts w:ascii="Open Sans" w:hAnsi="Open Sans"/>
+          <w:b w:val="0"/>
+          <w:i w:val="0"/>
+          <w:color w:val="59595B"/>
+          <w:sz w:val="22"/>
+        </w:rPr>
+        <w:t>CrowdStrike and Huntress are deliberately complementary. CrowdStrike's Falcon is industry-leading nation-state-grade EDR with the broadest telemetry collection and the most mature threat-intel feed in the market. Huntress is tuned for the SMB and mid-market threat landscape — phishing-driven footholds, persistence tradecraft, credential theft, and the kinds of attacks that target managed-service customers. They use different detection styles, different telemetry sources, and different threat-intelligence pipelines.</w:t>
+      </w:r>
+    </w:p>
+    <w:p>
+      <w:pPr>
+        <w:spacing w:after="160"/>
+      </w:pPr>
+      <w:r>
+        <w:rPr>
+          <w:rFonts w:ascii="Open Sans" w:hAnsi="Open Sans"/>
+          <w:b w:val="0"/>
+          <w:i w:val="0"/>
+          <w:color w:val="59595B"/>
+          <w:sz w:val="22"/>
+        </w:rPr>
+        <w:t>Running them together gives your endpoints two independent sets of expert eyes — CrowdStrike's Overwatch team and Huntress's SOC — both watching 24×7. If one platform misses something, the other is extremely likely to catch it. This redundant, layered approach is the configuration Technijian recommends as best-in-class endpoint protection for clients who can't afford a security incident.</w:t>
       </w:r>
     </w:p>
     <w:p/>

--- a/clients/kss/crowdstrike/monthly/2026-03/KSS-CrowdStrike-Activity-2026-03.docx
+++ b/clients/kss/crowdstrike/monthly/2026-03/KSS-CrowdStrike-Activity-2026-03.docx
@@ -10918,6 +10918,175 @@
           <w:sz w:val="22"/>
         </w:rPr>
         <w:t>The CrowdStrike daily pull scheduled task has not yet been registered on the Technijian monitoring workstation. Once registered, future reports will include full endpoint inventory with sensor version, OS distribution, and check-in age analysis. Email support@technijian.com to schedule this one-time setup step.</w:t>
+      </w:r>
+    </w:p>
+    <w:p/>
+    <w:tbl>
+      <w:tblPr>
+        <w:tblW w:type="auto" w:w="0"/>
+        <w:tblLayout w:type="fixed"/>
+        <w:tblLook w:firstColumn="1" w:firstRow="1" w:lastColumn="0" w:lastRow="0" w:noHBand="0" w:noVBand="1" w:val="04A0"/>
+      </w:tblPr>
+      <w:tblGrid>
+        <w:gridCol w:w="94"/>
+        <w:gridCol w:w="8976"/>
+      </w:tblGrid>
+      <w:tr>
+        <w:tc>
+          <w:tcPr>
+            <w:tcW w:type="dxa" w:w="94"/>
+            <w:shd w:val="clear" w:color="auto" w:fill="006DB6"/>
+            <w:tcBorders>
+              <w:top w:val="nil"/>
+              <w:left w:val="nil"/>
+              <w:bottom w:val="nil"/>
+              <w:right w:val="nil"/>
+              <w:insideH w:val="nil"/>
+              <w:insideV w:val="nil"/>
+            </w:tcBorders>
+          </w:tcPr>
+          <w:p/>
+        </w:tc>
+        <w:tc>
+          <w:tcPr>
+            <w:tcW w:type="dxa" w:w="8976"/>
+            <w:tcBorders>
+              <w:top w:val="nil"/>
+              <w:left w:val="nil"/>
+              <w:bottom w:val="nil"/>
+              <w:right w:val="nil"/>
+              <w:insideH w:val="nil"/>
+              <w:insideV w:val="nil"/>
+            </w:tcBorders>
+          </w:tcPr>
+          <w:p>
+            <w:pPr>
+              <w:spacing w:before="80" w:after="80"/>
+            </w:pPr>
+            <w:r>
+              <w:rPr>
+                <w:rFonts w:ascii="Open Sans" w:hAnsi="Open Sans"/>
+                <w:b/>
+                <w:i w:val="0"/>
+                <w:color w:val="006DB6"/>
+                <w:sz w:val="28"/>
+              </w:rPr>
+              <w:t xml:space="preserve">  Compliance Alignment</w:t>
+            </w:r>
+          </w:p>
+        </w:tc>
+      </w:tr>
+    </w:tbl>
+    <w:p>
+      <w:pPr>
+        <w:spacing w:after="160"/>
+      </w:pPr>
+      <w:r>
+        <w:rPr>
+          <w:rFonts w:ascii="Open Sans" w:hAnsi="Open Sans"/>
+          <w:b w:val="0"/>
+          <w:i w:val="0"/>
+          <w:color w:val="59595B"/>
+          <w:sz w:val="22"/>
+        </w:rPr>
+        <w:t>This client's industry classification is Hospitality. Based on that classification, the data Technijian's stack is helping protect is most likely characterized as: PCI / Guest PII.</w:t>
+      </w:r>
+    </w:p>
+    <w:p>
+      <w:pPr>
+        <w:spacing w:after="160"/>
+      </w:pPr>
+      <w:r>
+        <w:rPr>
+          <w:rFonts w:ascii="Open Sans" w:hAnsi="Open Sans"/>
+          <w:b w:val="0"/>
+          <w:i w:val="0"/>
+          <w:color w:val="59595B"/>
+          <w:sz w:val="21"/>
+        </w:rPr>
+        <w:t>Hotels and spas process card-present and card-not-present transactions, putting them firmly in PCI DSS scope. Guest PII (passport scans, ID) drives CCPA and state breach-notification obligations.</w:t>
+      </w:r>
+    </w:p>
+    <w:p>
+      <w:pPr>
+        <w:spacing w:after="160"/>
+      </w:pPr>
+      <w:r>
+        <w:rPr>
+          <w:rFonts w:ascii="Open Sans" w:hAnsi="Open Sans"/>
+          <w:b/>
+          <w:i w:val="0"/>
+          <w:color w:val="1A1A2E"/>
+          <w:sz w:val="22"/>
+        </w:rPr>
+        <w:t>How Technijian's monitoring stack supports each framework:</w:t>
+      </w:r>
+    </w:p>
+    <w:p>
+      <w:pPr>
+        <w:pStyle w:val="ListBullet"/>
+        <w:spacing w:after="80"/>
+      </w:pPr>
+      <w:r>
+        <w:rPr>
+          <w:rFonts w:ascii="Open Sans" w:hAnsi="Open Sans"/>
+          <w:b/>
+          <w:i w:val="0"/>
+          <w:color w:val="1A1A2E"/>
+          <w:sz w:val="22"/>
+        </w:rPr>
+        <w:t xml:space="preserve">PCI DSS: </w:t>
+      </w:r>
+      <w:r>
+        <w:rPr>
+          <w:rFonts w:ascii="Open Sans" w:hAnsi="Open Sans"/>
+          <w:b w:val="0"/>
+          <w:i w:val="0"/>
+          <w:color w:val="59595B"/>
+          <w:sz w:val="22"/>
+        </w:rPr>
+        <w:t>system patching, anti-malware, and continuous vulnerability monitoring satisfy PCI DSS 4.0 Requirements 5, 6, 11, and 12. Technijian's monthly reports are the audit evidence.</w:t>
+      </w:r>
+    </w:p>
+    <w:p>
+      <w:pPr>
+        <w:pStyle w:val="ListBullet"/>
+        <w:spacing w:after="80"/>
+      </w:pPr>
+      <w:r>
+        <w:rPr>
+          <w:rFonts w:ascii="Open Sans" w:hAnsi="Open Sans"/>
+          <w:b/>
+          <w:i w:val="0"/>
+          <w:color w:val="1A1A2E"/>
+          <w:sz w:val="22"/>
+        </w:rPr>
+        <w:t xml:space="preserve">California CCPA: </w:t>
+      </w:r>
+      <w:r>
+        <w:rPr>
+          <w:rFonts w:ascii="Open Sans" w:hAnsi="Open Sans"/>
+          <w:b w:val="0"/>
+          <w:i w:val="0"/>
+          <w:color w:val="59595B"/>
+          <w:sz w:val="22"/>
+        </w:rPr>
+        <w:t>breach-detection and incident-response capabilities support CCPA §1798.150 reasonable-security obligations and the 72-hour notification window for incidents involving California-resident PII.</w:t>
+      </w:r>
+    </w:p>
+    <w:p>
+      <w:pPr>
+        <w:spacing w:after="160"/>
+      </w:pPr>
+      <w:r>
+        <w:rPr>
+          <w:rFonts w:ascii="Open Sans" w:hAnsi="Open Sans"/>
+          <w:b w:val="0"/>
+          <w:i w:val="0"/>
+          <w:color w:val="59595B"/>
+          <w:sz w:val="19"/>
+        </w:rPr>
+        <w:t>This classification was generated automatically from the client's name and contact-domain signals. If the industry or compliance scope shown here doesn't match your operations, please reply to this report and we'll update the classification — Technijian's team can also produce a deeper compliance-posture report on request.</w:t>
       </w:r>
     </w:p>
     <w:p/>

--- a/clients/kss/crowdstrike/monthly/2026-03/KSS-CrowdStrike-Activity-2026-03.docx
+++ b/clients/kss/crowdstrike/monthly/2026-03/KSS-CrowdStrike-Activity-2026-03.docx
@@ -8963,6 +8963,132 @@
           <w:sz w:val="22"/>
         </w:rPr>
         <w:t>Endpoint inventory, sensor version, and detection telemetry were captured to support your security posture reviews and compliance reporting.</w:t>
+      </w:r>
+    </w:p>
+    <w:p>
+      <w:pPr>
+        <w:spacing w:after="160"/>
+      </w:pPr>
+      <w:r>
+        <w:rPr>
+          <w:rFonts w:ascii="Open Sans" w:hAnsi="Open Sans"/>
+          <w:b/>
+          <w:i w:val="0"/>
+          <w:color w:val="1A1A2E"/>
+          <w:sz w:val="24"/>
+        </w:rPr>
+        <w:t>Specific work delivered this month</w:t>
+      </w:r>
+    </w:p>
+    <w:p>
+      <w:pPr>
+        <w:spacing w:after="160"/>
+      </w:pPr>
+      <w:r>
+        <w:rPr>
+          <w:rFonts w:ascii="Open Sans" w:hAnsi="Open Sans"/>
+          <w:b w:val="0"/>
+          <w:i w:val="0"/>
+          <w:color w:val="59595B"/>
+          <w:sz w:val="22"/>
+        </w:rPr>
+        <w:t>These items are pulled directly from the time entries and tickets logged by Technijian's team during the period — actual work, not estimates.</w:t>
+      </w:r>
+    </w:p>
+    <w:p>
+      <w:pPr>
+        <w:pStyle w:val="ListBullet"/>
+        <w:spacing w:after="80"/>
+      </w:pPr>
+      <w:r>
+        <w:rPr>
+          <w:rFonts w:ascii="Open Sans" w:hAnsi="Open Sans"/>
+          <w:b w:val="0"/>
+          <w:i w:val="0"/>
+          <w:color w:val="59595B"/>
+          <w:sz w:val="22"/>
+        </w:rPr>
+        <w:t>CrowdStrike Sensor Updated with Version 7.34.20610.0: KSS-HQ-VBR-01, KSS-HQ-VBR-01 (handled by D. Bhardwaj) — 0.5h of tech effort</w:t>
+      </w:r>
+    </w:p>
+    <w:p>
+      <w:pPr>
+        <w:pStyle w:val="ListBullet"/>
+        <w:spacing w:after="80"/>
+      </w:pPr>
+      <w:r>
+        <w:rPr>
+          <w:rFonts w:ascii="Open Sans" w:hAnsi="Open Sans"/>
+          <w:b w:val="0"/>
+          <w:i w:val="0"/>
+          <w:color w:val="59595B"/>
+          <w:sz w:val="22"/>
+        </w:rPr>
+        <w:t>Crowdstrike latest version(7.34.20610.0)updated on machines KABDT003,KABDT005,KABRESLEFT,KABRESRIGHT (handled by S. Sharma) — 0.9h of tech effort</w:t>
+      </w:r>
+    </w:p>
+    <w:p>
+      <w:pPr>
+        <w:pStyle w:val="ListBullet"/>
+        <w:spacing w:after="80"/>
+      </w:pPr>
+      <w:r>
+        <w:rPr>
+          <w:rFonts w:ascii="Open Sans" w:hAnsi="Open Sans"/>
+          <w:b w:val="0"/>
+          <w:i w:val="0"/>
+          <w:color w:val="59595B"/>
+          <w:sz w:val="22"/>
+        </w:rPr>
+        <w:t>Crowdstrike latest version (7.34.20610.0) updated on machine:- KSS-HQ-VBR-01, VMKABDC1 (handled by A. Saraf) — 0.5h of tech effort</w:t>
+      </w:r>
+    </w:p>
+    <w:p>
+      <w:pPr>
+        <w:pStyle w:val="ListBullet"/>
+        <w:spacing w:after="80"/>
+      </w:pPr>
+      <w:r>
+        <w:rPr>
+          <w:rFonts w:ascii="Open Sans" w:hAnsi="Open Sans"/>
+          <w:b w:val="0"/>
+          <w:i w:val="0"/>
+          <w:color w:val="59595B"/>
+          <w:sz w:val="22"/>
+        </w:rPr>
+        <w:t>Crowdstrike latest version (7.34.20610.0) updated on machine (handled by D. Bhardwaj) — 0.5h of tech effort</w:t>
+      </w:r>
+    </w:p>
+    <w:p>
+      <w:pPr>
+        <w:pStyle w:val="ListBullet"/>
+        <w:spacing w:after="80"/>
+      </w:pPr>
+      <w:r>
+        <w:rPr>
+          <w:rFonts w:ascii="Open Sans" w:hAnsi="Open Sans"/>
+          <w:b w:val="0"/>
+          <w:i w:val="0"/>
+          <w:color w:val="59595B"/>
+          <w:sz w:val="22"/>
+        </w:rPr>
+        <w:t>Crowdstrike latest version (7.34.20610.0) updated on machine:- KABDT001, KABDT002, KABFDBACK (handled by Y. Kumar) — 0.8h of tech effort</w:t>
+      </w:r>
+    </w:p>
+    <w:p>
+      <w:pPr>
+        <w:pStyle w:val="ListBullet"/>
+        <w:spacing w:after="80"/>
+      </w:pPr>
+      <w:r>
+        <w:rPr>
+          <w:rFonts w:ascii="Open Sans" w:hAnsi="Open Sans"/>
+          <w:b w:val="0"/>
+          <w:i w:val="0"/>
+          <w:color w:val="59595B"/>
+          <w:sz w:val="22"/>
+        </w:rPr>
+        <w:t>Crowdstrike latest version((7.34.20610.0))updated on machines : KABFDLEFT and KABFDRIGHT (handled by S. Kumar) — 0.5h of tech effort</w:t>
       </w:r>
     </w:p>
     <w:p/>
